--- a/content/topic-05-ingredient-purity/kepu-5.2-minimalist-trend/copy.docx
+++ b/content/topic-05-ingredient-purity/kepu-5.2-minimalist-trend/copy.docx
@@ -16,7 +16,7 @@
         <w:pStyle w:val="MdParagraph"/>
       </w:pPr>
       <w:r>
-        <w:t xml:space="preserve">在琳瑯滿目的保養品市場中，我們常常被各種「高效」、「多功能」的產品所吸引。然而，近年來一股「減法保養」的趨勢正悄然興起，越來越多人開始追求「純粹的選擇」。這不僅是一種保養哲學的轉變，更是對內在肌膚微環境的深度理解與尊重。為什麼「減法」會成為保養的新顯學？</w:t>
+        <w:t>貨架上永遠有下一瓶標榜「七合一」「全效」的新品，但肌膚需要的，真的是更多功能嗎？這幾年，一股「減法保養」的趨勢正悄然興起——越來越多人開始追求「純粹的選擇」，不是因為極簡是潮流，而是因為對內在肌膚微環境有了更深一層的理解。為什麼「減法」正在成為保養的新顯學？</w:t>
       </w:r>
     </w:p>
     <w:p>
